--- a/CHANGELOG v0.90.docx
+++ b/CHANGELOG v0.90.docx
@@ -16,7 +16,7 @@
         <w:pStyle w:val="FirstParagraph"/>
       </w:pPr>
       <w:r>
-        <w:t xml:space="preserve">Generated on: 2026-08-09</w:t>
+        <w:t xml:space="preserve">Generated on: 2026-08-10</w:t>
       </w:r>
     </w:p>
     <w:p>
@@ -73,7 +73,7 @@
         </w:numPr>
       </w:pPr>
       <w:r>
-        <w:t xml:space="preserve">Modified components: 12</w:t>
+        <w:t xml:space="preserve">Modified components: 21</w:t>
       </w:r>
     </w:p>
     <w:p>
@@ -189,6 +189,18 @@
         </w:numPr>
       </w:pPr>
       <w:r>
+        <w:t xml:space="preserve">B4XDaisyCarousel.bas</w:t>
+      </w:r>
+    </w:p>
+    <w:p>
+      <w:pPr>
+        <w:pStyle w:val="Compact"/>
+        <w:numPr>
+          <w:ilvl w:val="0"/>
+          <w:numId w:val="1003"/>
+        </w:numPr>
+      </w:pPr>
+      <w:r>
         <w:t xml:space="preserve">B4XDaisyCheckbox.bas</w:t>
       </w:r>
     </w:p>
@@ -201,6 +213,54 @@
         </w:numPr>
       </w:pPr>
       <w:r>
+        <w:t xml:space="preserve">B4XDaisyColorWheel.bas</w:t>
+      </w:r>
+    </w:p>
+    <w:p>
+      <w:pPr>
+        <w:pStyle w:val="Compact"/>
+        <w:numPr>
+          <w:ilvl w:val="0"/>
+          <w:numId w:val="1003"/>
+        </w:numPr>
+      </w:pPr>
+      <w:r>
+        <w:t xml:space="preserve">B4XDaisyDashboard.bas</w:t>
+      </w:r>
+    </w:p>
+    <w:p>
+      <w:pPr>
+        <w:pStyle w:val="Compact"/>
+        <w:numPr>
+          <w:ilvl w:val="0"/>
+          <w:numId w:val="1003"/>
+        </w:numPr>
+      </w:pPr>
+      <w:r>
+        <w:t xml:space="preserve">B4XDaisyDiff.bas</w:t>
+      </w:r>
+    </w:p>
+    <w:p>
+      <w:pPr>
+        <w:pStyle w:val="Compact"/>
+        <w:numPr>
+          <w:ilvl w:val="0"/>
+          <w:numId w:val="1003"/>
+        </w:numPr>
+      </w:pPr>
+      <w:r>
+        <w:t xml:space="preserve">B4XDaisyEnjoyHint.bas</w:t>
+      </w:r>
+    </w:p>
+    <w:p>
+      <w:pPr>
+        <w:pStyle w:val="Compact"/>
+        <w:numPr>
+          <w:ilvl w:val="0"/>
+          <w:numId w:val="1003"/>
+        </w:numPr>
+      </w:pPr>
+      <w:r>
         <w:t xml:space="preserve">B4XDaisyHover3d.bas</w:t>
       </w:r>
     </w:p>
@@ -213,6 +273,18 @@
         </w:numPr>
       </w:pPr>
       <w:r>
+        <w:t xml:space="preserve">B4XDaisyInfoCard.bas</w:t>
+      </w:r>
+    </w:p>
+    <w:p>
+      <w:pPr>
+        <w:pStyle w:val="Compact"/>
+        <w:numPr>
+          <w:ilvl w:val="0"/>
+          <w:numId w:val="1003"/>
+        </w:numPr>
+      </w:pPr>
+      <w:r>
         <w:t xml:space="preserve">B4XDaisyInput.bas</w:t>
       </w:r>
     </w:p>
@@ -226,6 +298,42 @@
       </w:pPr>
       <w:r>
         <w:t xml:space="preserve">B4XDaisyLoading.bas</w:t>
+      </w:r>
+    </w:p>
+    <w:p>
+      <w:pPr>
+        <w:pStyle w:val="Compact"/>
+        <w:numPr>
+          <w:ilvl w:val="0"/>
+          <w:numId w:val="1003"/>
+        </w:numPr>
+      </w:pPr>
+      <w:r>
+        <w:t xml:space="preserve">B4XDaisyRange.bas</w:t>
+      </w:r>
+    </w:p>
+    <w:p>
+      <w:pPr>
+        <w:pStyle w:val="Compact"/>
+        <w:numPr>
+          <w:ilvl w:val="0"/>
+          <w:numId w:val="1003"/>
+        </w:numPr>
+      </w:pPr>
+      <w:r>
+        <w:t xml:space="preserve">B4XDaisySheetModal.bas</w:t>
+      </w:r>
+    </w:p>
+    <w:p>
+      <w:pPr>
+        <w:pStyle w:val="Compact"/>
+        <w:numPr>
+          <w:ilvl w:val="0"/>
+          <w:numId w:val="1003"/>
+        </w:numPr>
+      </w:pPr>
+      <w:r>
+        <w:t xml:space="preserve">B4XDaisySignaturePad.bas</w:t>
       </w:r>
     </w:p>
     <w:p>

--- a/CHANGELOG v0.90.docx
+++ b/CHANGELOG v0.90.docx
@@ -16,7 +16,7 @@
         <w:pStyle w:val="FirstParagraph"/>
       </w:pPr>
       <w:r>
-        <w:t xml:space="preserve">Generated on: 2026-08-10</w:t>
+        <w:t xml:space="preserve">Generated on: 2026-08-11</w:t>
       </w:r>
     </w:p>
     <w:p>
